--- a/SUBMISSION/MSc Extended Essay Cover Sheet.docx
+++ b/SUBMISSION/MSc Extended Essay Cover Sheet.docx
@@ -118,7 +118,7 @@
             <v:path o:extrusionok="f" gradientshapeok="t" o:connecttype="rect"/>
             <o:lock v:ext="edit" aspectratio="t"/>
           </v:shapetype>
-          <v:shape id="_x0000_i1025" type="#_x0000_t75" style="width:161.5pt;height:53pt;mso-position-horizontal-relative:char;mso-position-vertical-relative:line">
+          <v:shape id="_x0000_i1025" type="#_x0000_t75" style="width:161.45pt;height:52.9pt;mso-position-horizontal-relative:char;mso-position-vertical-relative:line">
             <v:imagedata r:id="rId4" o:title=""/>
           </v:shape>
         </w:pict>
@@ -1868,7 +1868,7 @@
           <w:p>
             <w:pPr>
               <w:rPr>
-                <w:rFonts w:ascii="Arial" w:hAnsi="Arial" w:cs="Arial" w:hint="eastAsia"/>
+                <w:rFonts w:ascii="Arial" w:hAnsi="Arial" w:cs="Arial"/>
                 <w:sz w:val="72"/>
                 <w:szCs w:val="72"/>
                 <w:lang w:eastAsia="ja-JP"/>
@@ -1898,7 +1898,7 @@
           <w:p>
             <w:pPr>
               <w:rPr>
-                <w:rFonts w:ascii="Arial" w:hAnsi="Arial" w:cs="Arial" w:hint="eastAsia"/>
+                <w:rFonts w:ascii="Arial" w:hAnsi="Arial" w:cs="Arial"/>
                 <w:sz w:val="72"/>
                 <w:szCs w:val="72"/>
                 <w:lang w:eastAsia="ja-JP"/>
@@ -1928,20 +1928,20 @@
           <w:p>
             <w:pPr>
               <w:rPr>
+                <w:rFonts w:ascii="Arial" w:hAnsi="Arial" w:cs="Arial"/>
+                <w:sz w:val="72"/>
+                <w:szCs w:val="72"/>
+                <w:lang w:eastAsia="ja-JP"/>
+              </w:rPr>
+            </w:pPr>
+            <w:r>
+              <w:rPr>
                 <w:rFonts w:ascii="Arial" w:hAnsi="Arial" w:cs="Arial" w:hint="eastAsia"/>
                 <w:sz w:val="72"/>
                 <w:szCs w:val="72"/>
                 <w:lang w:eastAsia="ja-JP"/>
               </w:rPr>
-            </w:pPr>
-            <w:r>
-              <w:rPr>
-                <w:rFonts w:ascii="Arial" w:hAnsi="Arial" w:cs="Arial" w:hint="eastAsia"/>
-                <w:sz w:val="72"/>
-                <w:szCs w:val="72"/>
-                <w:lang w:eastAsia="ja-JP"/>
-              </w:rPr>
-              <w:t>1</w:t>
+              <w:t>6</w:t>
             </w:r>
           </w:p>
         </w:tc>
@@ -4608,7 +4608,16 @@
                 <w:szCs w:val="48"/>
                 <w:lang w:eastAsia="ja-JP"/>
               </w:rPr>
-              <w:t>12</w:t>
+              <w:t>1</w:t>
+            </w:r>
+            <w:r>
+              <w:rPr>
+                <w:rFonts w:hint="eastAsia"/>
+                <w:sz w:val="48"/>
+                <w:szCs w:val="48"/>
+                <w:lang w:eastAsia="ja-JP"/>
+              </w:rPr>
+              <w:t>7</w:t>
             </w:r>
             <w:r>
               <w:rPr>
@@ -7788,6 +7797,7 @@
   <w:style w:type="character" w:default="1" w:styleId="a0">
     <w:name w:val="Default Paragraph Font"/>
     <w:uiPriority w:val="1"/>
+    <w:semiHidden/>
     <w:unhideWhenUsed/>
   </w:style>
   <w:style w:type="table" w:default="1" w:styleId="a1">
